--- a/docs/PO_work/PO_Kanban_Board_Sprint3-4.docx
+++ b/docs/PO_work/PO_Kanban_Board_Sprint3-4.docx
@@ -9,7 +9,7 @@
     </w:p>
     <w:p>
       <w:r>
-        <w:t>Updated on April 1, 2026 by Z-X-hub (Edison) to reflect the current main-branch state after listening-catalog repair, TED resource replacement, cover restoration, and route-stability fixes.</w:t>
+        <w:t>Updated on April 1, 2026 by Z-X-hub (Edison) based on team commits from March 31, 2026 to April 1, 2026.</w:t>
       </w:r>
     </w:p>
     <w:p>
@@ -19,7 +19,7 @@
     </w:p>
     <w:p>
       <w:r>
-        <w:t>This board is maintained from the Product Owner perspective to keep Sprint 3-4 aligned with the GitHub sprint-3-4 issue scope and the current main-branch delivery state. Done means the work is merged into main and supported by at least one concrete verification signal. On April 1, 2026, npm run test passed with 25 passing files and 82 passing tests. The listening-catalog refresh commit (03c1205) and its merge into main (831f805) are both visible in repository history under Z-X-hub.</w:t>
+        <w:t>This board is maintained from the Product Owner perspective to keep Sprint 3-4 aligned with the GitHub sprint-3-4 issue scope and the current main-branch delivery state. Done means the work is merged into main and supported by concrete verification signals. This update is based on the team delivery window (2026-03-31 to 2026-04-01) across Tianbo Cao, Zixuan135, coldwinding-alt, Chengzeng-Zane, Weirdo1111, and Z-X-hub. On April 1, 2026, npm run test passed with 25 passing files and 82 passing tests.</w:t>
       </w:r>
     </w:p>
     <w:p>
@@ -64,7 +64,7 @@
     </w:p>
     <w:p>
       <w:r>
-        <w:t>Still high-risk before solo-stage stability, reward persistence, and stronger acceptance coverage are fully closed.</w:t>
+        <w:t>Word-game single-player loop is now stronger, but realtime competitive scope remains high-risk before shared persistence and acceptance coverage are fully closed.</w:t>
       </w:r>
     </w:p>
     <w:p>
@@ -84,7 +84,7 @@
     </w:p>
     <w:p>
       <w:r>
-        <w:t>Depends on a clearer persistence strategy for XP, mission progress, and unlockable items.</w:t>
+        <w:t>Buddy XP and mission signals are visible, but economy design should wait until shared persistence and profile consistency are stable.</w:t>
       </w:r>
     </w:p>
     <w:p>
@@ -94,7 +94,7 @@
     </w:p>
     <w:p>
       <w:r>
-        <w:t>Seasonal or event content rotation</w:t>
+        <w:t>Seasonal events and rotating challenge content</w:t>
       </w:r>
     </w:p>
     <w:p>
@@ -104,7 +104,7 @@
     </w:p>
     <w:p>
       <w:r>
-        <w:t>Useful for retention later, but not required for current sprint closure and teacher-facing demo credibility.</w:t>
+        <w:t>Valuable for retention later, but not required for current sprint closure and review transparency.</w:t>
       </w:r>
     </w:p>
     <w:p>
@@ -114,17 +114,17 @@
     </w:p>
     <w:p>
       <w:r>
-        <w:t>Leaderboard and activity page for pet growth, game outcomes, and study progress</w:t>
-      </w:r>
-    </w:p>
-    <w:p>
-      <w:r>
-        <w:t>Activity / rewards</w:t>
-      </w:r>
-    </w:p>
-    <w:p>
-      <w:r>
-        <w:t>Local rank appears in game results, but there is still no unified leaderboard or social activity surface.</w:t>
+        <w:t>Unified leaderboard and activity timeline across buddy + game + study</w:t>
+      </w:r>
+    </w:p>
+    <w:p>
+      <w:r>
+        <w:t>Home / rewards / game center</w:t>
+      </w:r>
+    </w:p>
+    <w:p>
+      <w:r>
+        <w:t>Current rank and progress signals exist in parts of the product, but one integrated leaderboard/activity surface is still missing.</w:t>
       </w:r>
     </w:p>
     <w:p>
@@ -134,7 +134,27 @@
     </w:p>
     <w:p>
       <w:r>
-        <w:t>Rich user profile upgrades tied to buddy identity and study preferences</w:t>
+        <w:t>Discussion moderation and governance policy layer</w:t>
+      </w:r>
+    </w:p>
+    <w:p>
+      <w:r>
+        <w:t>Community / product policy</w:t>
+      </w:r>
+    </w:p>
+    <w:p>
+      <w:r>
+        <w:t>Discussion and roleplay depth increased, but moderation-control and governance-level UX are still incomplete.</w:t>
+      </w:r>
+    </w:p>
+    <w:p>
+      <w:r>
+        <w:t>To Do</w:t>
+      </w:r>
+    </w:p>
+    <w:p>
+      <w:r>
+        <w:t>Profile depth for buddy identity and long-term preferences</w:t>
       </w:r>
     </w:p>
     <w:p>
@@ -144,27 +164,7 @@
     </w:p>
     <w:p>
       <w:r>
-        <w:t>Authentication is more stable now, but profile depth is still missing for the gamified loop.</w:t>
-      </w:r>
-    </w:p>
-    <w:p>
-      <w:r>
-        <w:t>To Do</w:t>
-      </w:r>
-    </w:p>
-    <w:p>
-      <w:r>
-        <w:t>Progress-page refresh for buddy growth, missions, and skill-tree visibility</w:t>
-      </w:r>
-    </w:p>
-    <w:p>
-      <w:r>
-        <w:t>Dashboard / progress</w:t>
-      </w:r>
-    </w:p>
-    <w:p>
-      <w:r>
-        <w:t>Current dashboard covers learning metrics but does not yet present the reward loop clearly enough.</w:t>
+        <w:t>Auth entry is stronger, but profile-level personalization still lags behind the gamified loop.</w:t>
       </w:r>
     </w:p>
     <w:p>
@@ -174,17 +174,17 @@
     </w:p>
     <w:p>
       <w:r>
-        <w:t>Discussion detail, comments, likes, and activity-feed hardening</w:t>
-      </w:r>
-    </w:p>
-    <w:p>
-      <w:r>
-        <w:t>Discussion / API</w:t>
-      </w:r>
-    </w:p>
-    <w:p>
-      <w:r>
-        <w:t>The richer detail flow is merged, but lint cleanup and targeted acceptance checks are still required for clean closure.</w:t>
+        <w:t>Seminar room reliability and UX continuity</w:t>
+      </w:r>
+    </w:p>
+    <w:p>
+      <w:r>
+        <w:t>Discussion / seminars</w:t>
+      </w:r>
+    </w:p>
+    <w:p>
+      <w:r>
+        <w:t>Team delivered seminar-room APIs, call join/leave/presence/signal flow, local fallback, floating controls restore, room-layout refactor, and room data bootstrap; end-to-end stabilization is still active.</w:t>
       </w:r>
     </w:p>
     <w:p>
@@ -194,17 +194,17 @@
     </w:p>
     <w:p>
       <w:r>
-        <w:t>Cross-module reward persistence strategy</w:t>
-      </w:r>
-    </w:p>
-    <w:p>
-      <w:r>
-        <w:t>Rewards / storage</w:t>
-      </w:r>
-    </w:p>
-    <w:p>
-      <w:r>
-        <w:t>XP, missions, and game outcomes still need one clearer shared persistence path before economy or profile expansion continues.</w:t>
+        <w:t>Cross-module persistence integration on top of new DB backbone</w:t>
+      </w:r>
+    </w:p>
+    <w:p>
+      <w:r>
+        <w:t>Database / API</w:t>
+      </w:r>
+    </w:p>
+    <w:p>
+      <w:r>
+        <w:t>Core schema and session backbone are merged, plus persistence routes for review, schedule, comments, and subscriptions; next step is tighter cross-module consistency and migration confidence.</w:t>
       </w:r>
     </w:p>
     <w:p>
@@ -214,17 +214,37 @@
     </w:p>
     <w:p>
       <w:r>
-        <w:t>Auth and navigation consistency across guest and logged-in flows</w:t>
-      </w:r>
-    </w:p>
-    <w:p>
-      <w:r>
-        <w:t>Auth / navigation</w:t>
-      </w:r>
-    </w:p>
-    <w:p>
-      <w:r>
-        <w:t>Major regressions were repaired, but route-entry and fallback behavior still require controlled regression checks.</w:t>
+        <w:t>Auth/session consistency across local fallback and DB identity paths</w:t>
+      </w:r>
+    </w:p>
+    <w:p>
+      <w:r>
+        <w:t>Auth / identity</w:t>
+      </w:r>
+    </w:p>
+    <w:p>
+      <w:r>
+        <w:t>Team shipped auth fallback without database, auth session backbone, bigint identity resolution fix, and auth page visual alignment; regression protection across all entry paths remains active work.</w:t>
+      </w:r>
+    </w:p>
+    <w:p>
+      <w:r>
+        <w:t>In Progress</w:t>
+      </w:r>
+    </w:p>
+    <w:p>
+      <w:r>
+        <w:t>Buddy growth continuity after rapid multi-branch merges</w:t>
+      </w:r>
+    </w:p>
+    <w:p>
+      <w:r>
+        <w:t>Home / buddy progression</w:t>
+      </w:r>
+    </w:p>
+    <w:p>
+      <w:r>
+        <w:t>Buddy XP effects, progress reconciliation, outfit polish, and related fallback adjustments were delivered; long-session continuity and edge-case consistency still need controlled checking.</w:t>
       </w:r>
     </w:p>
     <w:p>
@@ -234,7 +254,67 @@
     </w:p>
     <w:p>
       <w:r>
-        <w:t>Lint cleanup for discussion and context-comment files</w:t>
+        <w:t>CI quality gate stabilization after workflow and dependency updates</w:t>
+      </w:r>
+    </w:p>
+    <w:p>
+      <w:r>
+        <w:t>CI / tooling</w:t>
+      </w:r>
+    </w:p>
+    <w:p>
+      <w:r>
+        <w:t>PR template and incremental CI baseline are in place, plus workflow expression hardening and npm-ci dependency fixes; keep one focused pass on signal reliability.</w:t>
+      </w:r>
+    </w:p>
+    <w:p>
+      <w:r>
+        <w:t>Review / Testing</w:t>
+      </w:r>
+    </w:p>
+    <w:p>
+      <w:r>
+        <w:t>Word-game end-to-end path verification</w:t>
+      </w:r>
+    </w:p>
+    <w:p>
+      <w:r>
+        <w:t>Game Center</w:t>
+      </w:r>
+    </w:p>
+    <w:p>
+      <w:r>
+        <w:t>Selector modal, exact homepage, sector selection page, and battle UI with coverage are merged; one deliberate home-to-game-to-return smoke pass is still required for sprint sign-off.</w:t>
+      </w:r>
+    </w:p>
+    <w:p>
+      <w:r>
+        <w:t>Review / Testing</w:t>
+      </w:r>
+    </w:p>
+    <w:p>
+      <w:r>
+        <w:t>Discussion roleplay bridge degraded-path behavior</w:t>
+      </w:r>
+    </w:p>
+    <w:p>
+      <w:r>
+        <w:t>Community / AI</w:t>
+      </w:r>
+    </w:p>
+    <w:p>
+      <w:r>
+        <w:t>Realtime roleplay capability is merged, but fallback/degraded-path reliability should be re-validated before final closure.</w:t>
+      </w:r>
+    </w:p>
+    <w:p>
+      <w:r>
+        <w:t>Review / Testing</w:t>
+      </w:r>
+    </w:p>
+    <w:p>
+      <w:r>
+        <w:t>Lint cleanup on discussion and context-sensitive files</w:t>
       </w:r>
     </w:p>
     <w:p>
@@ -244,197 +324,157 @@
     </w:p>
     <w:p>
       <w:r>
-        <w:t>Lint errors still block a stronger Definition of Done for discussion-sensitive areas.</w:t>
-      </w:r>
-    </w:p>
-    <w:p>
-      <w:r>
-        <w:t>Review / Testing</w:t>
-      </w:r>
-    </w:p>
-    <w:p>
-      <w:r>
-        <w:t>Discussion roleplay bridge reliability and fallback behavior</w:t>
-      </w:r>
-    </w:p>
-    <w:p>
-      <w:r>
-        <w:t>Discussion / AI</w:t>
-      </w:r>
-    </w:p>
-    <w:p>
-      <w:r>
-        <w:t>Realtime roleplay is present, but degraded-path behavior should be re-verified before final closure.</w:t>
-      </w:r>
-    </w:p>
-    <w:p>
-      <w:r>
-        <w:t>Review / Testing</w:t>
-      </w:r>
-    </w:p>
-    <w:p>
-      <w:r>
-        <w:t>Game Center handoff from home into all three official stages</w:t>
-      </w:r>
-    </w:p>
-    <w:p>
-      <w:r>
-        <w:t>Home / Game Center</w:t>
-      </w:r>
-    </w:p>
-    <w:p>
-      <w:r>
-        <w:t>Stages are live, but the sprint demo path still needs one deliberate end-to-end smoke pass.</w:t>
-      </w:r>
-    </w:p>
-    <w:p>
-      <w:r>
-        <w:t>Done</w:t>
-      </w:r>
-    </w:p>
-    <w:p>
-      <w:r>
-        <w:t>Basic buddy-growth and feeding-loop foundation on the home page</w:t>
-      </w:r>
-    </w:p>
-    <w:p>
-      <w:r>
-        <w:t>Home / pet system</w:t>
-      </w:r>
-    </w:p>
-    <w:p>
-      <w:r>
-        <w:t>XP, evolution stage, growth bars, and task-linked stat signals are visible and satisfy the initial Sprint 3-4 goal.</w:t>
-      </w:r>
-    </w:p>
-    <w:p>
-      <w:r>
-        <w:t>Done</w:t>
-      </w:r>
-    </w:p>
-    <w:p>
-      <w:r>
-        <w:t>Weekly challenge and mission board on the home page</w:t>
-      </w:r>
-    </w:p>
-    <w:p>
-      <w:r>
-        <w:t>Home / rewards loop</w:t>
-      </w:r>
-    </w:p>
-    <w:p>
-      <w:r>
-        <w:t>Weekly mission board now provides visible progress targets and reward framing tied to study behavior.</w:t>
-      </w:r>
-    </w:p>
-    <w:p>
-      <w:r>
-        <w:t>Done</w:t>
-      </w:r>
-    </w:p>
-    <w:p>
-      <w:r>
-        <w:t>Escape-room expansion beyond v1 into a three-stage Game Center</w:t>
-      </w:r>
-    </w:p>
-    <w:p>
-      <w:r>
-        <w:t>Game Center</w:t>
-      </w:r>
-    </w:p>
-    <w:p>
-      <w:r>
-        <w:t>Official Stage 01 to 03 are live with mission briefings, timers, rewards, ranks, and dedicated routes.</w:t>
-      </w:r>
-    </w:p>
-    <w:p>
-      <w:r>
-        <w:t>Done</w:t>
-      </w:r>
-    </w:p>
-    <w:p>
-      <w:r>
-        <w:t>Speaking-scenario expansion across majors and difficulty bands</w:t>
-      </w:r>
-    </w:p>
-    <w:p>
-      <w:r>
-        <w:t>Speaking</w:t>
-      </w:r>
-    </w:p>
-    <w:p>
-      <w:r>
-        <w:t>Speaking prompt bank supports a much wider range of academic and campus scenes than the earlier narrow flow.</w:t>
-      </w:r>
-    </w:p>
-    <w:p>
-      <w:r>
-        <w:t>Done</w:t>
-      </w:r>
-    </w:p>
-    <w:p>
-      <w:r>
-        <w:t>Discussion plaza upgrade with post detail pages, comments, likes, and activity APIs</w:t>
-      </w:r>
-    </w:p>
-    <w:p>
-      <w:r>
-        <w:t>Community</w:t>
-      </w:r>
-    </w:p>
-    <w:p>
-      <w:r>
-        <w:t>Repository now supports a richer social flow than the earlier summary-only discussion board.</w:t>
-      </w:r>
-    </w:p>
-    <w:p>
-      <w:r>
-        <w:t>Done</w:t>
-      </w:r>
-    </w:p>
-    <w:p>
-      <w:r>
-        <w:t>Realtime roleplay panel added to the discussion area</w:t>
-      </w:r>
-    </w:p>
-    <w:p>
-      <w:r>
-        <w:t>Community / AI</w:t>
-      </w:r>
-    </w:p>
-    <w:p>
-      <w:r>
-        <w:t>Learners can switch from standard discussion into immersive roleplay practice from the same module.</w:t>
-      </w:r>
-    </w:p>
-    <w:p>
-      <w:r>
-        <w:t>Done</w:t>
-      </w:r>
-    </w:p>
-    <w:p>
-      <w:r>
-        <w:t>Login and registration API hardening plus public navigation recovery</w:t>
-      </w:r>
-    </w:p>
-    <w:p>
-      <w:r>
-        <w:t>Auth</w:t>
-      </w:r>
-    </w:p>
-    <w:p>
-      <w:r>
-        <w:t>Account entry is more reliable and merge-related navigation regressions were repaired.</w:t>
-      </w:r>
-    </w:p>
-    <w:p>
-      <w:r>
-        <w:t>Done</w:t>
-      </w:r>
-    </w:p>
-    <w:p>
-      <w:r>
-        <w:t>Home discoverability recovery for reading, writing, discussion, and game-center entry points</w:t>
+        <w:t>Recent merges improved functionality quickly; quality cleanup remains necessary to strengthen Definition of Done.</w:t>
+      </w:r>
+    </w:p>
+    <w:p>
+      <w:r>
+        <w:t>Done</w:t>
+      </w:r>
+    </w:p>
+    <w:p>
+      <w:r>
+        <w:t>Seminar live sessions and room-call APIs</w:t>
+      </w:r>
+    </w:p>
+    <w:p>
+      <w:r>
+        <w:t>Discussion / seminars</w:t>
+      </w:r>
+    </w:p>
+    <w:p>
+      <w:r>
+        <w:t>Seminar room live-session architecture landed with room routes and call signaling APIs, plus related docs and tests.</w:t>
+      </w:r>
+    </w:p>
+    <w:p>
+      <w:r>
+        <w:t>Done</w:t>
+      </w:r>
+    </w:p>
+    <w:p>
+      <w:r>
+        <w:t>Seminar call controls restoration and room-layout streamlining</w:t>
+      </w:r>
+    </w:p>
+    <w:p>
+      <w:r>
+        <w:t>Discussion / seminars</w:t>
+      </w:r>
+    </w:p>
+    <w:p>
+      <w:r>
+        <w:t>Floating call controls were restored and seminar-room layouts were refactored for clearer interaction flow.</w:t>
+      </w:r>
+    </w:p>
+    <w:p>
+      <w:r>
+        <w:t>Done</w:t>
+      </w:r>
+    </w:p>
+    <w:p>
+      <w:r>
+        <w:t>Core DB schema and auth session backbone</w:t>
+      </w:r>
+    </w:p>
+    <w:p>
+      <w:r>
+        <w:t>Database / identity</w:t>
+      </w:r>
+    </w:p>
+    <w:p>
+      <w:r>
+        <w:t>Team merged core schema migration, auth-session routes, and identity-path improvements that support broader data reliability.</w:t>
+      </w:r>
+    </w:p>
+    <w:p>
+      <w:r>
+        <w:t>Done</w:t>
+      </w:r>
+    </w:p>
+    <w:p>
+      <w:r>
+        <w:t>Persistence routes for review, schedule, comments, and subscriptions</w:t>
+      </w:r>
+    </w:p>
+    <w:p>
+      <w:r>
+        <w:t>Database / API</w:t>
+      </w:r>
+    </w:p>
+    <w:p>
+      <w:r>
+        <w:t>New persistence endpoints are now available to support key learning-state and planning flows in Sprint 3-4.</w:t>
+      </w:r>
+    </w:p>
+    <w:p>
+      <w:r>
+        <w:t>Done</w:t>
+      </w:r>
+    </w:p>
+    <w:p>
+      <w:r>
+        <w:t>Bigint user identity resolution stabilization</w:t>
+      </w:r>
+    </w:p>
+    <w:p>
+      <w:r>
+        <w:t>Database / identity</w:t>
+      </w:r>
+    </w:p>
+    <w:p>
+      <w:r>
+        <w:t>Bigint user-identity handling was fixed to reduce cross-environment identity mismatches.</w:t>
+      </w:r>
+    </w:p>
+    <w:p>
+      <w:r>
+        <w:t>Done</w:t>
+      </w:r>
+    </w:p>
+    <w:p>
+      <w:r>
+        <w:t>Auth fallback and visual-system alignment</w:t>
+      </w:r>
+    </w:p>
+    <w:p>
+      <w:r>
+        <w:t>Auth / UI</w:t>
+      </w:r>
+    </w:p>
+    <w:p>
+      <w:r>
+        <w:t>Sign-in and sign-up fallback behavior improved without DB dependence, and login/register pages were aligned with the site visual language.</w:t>
+      </w:r>
+    </w:p>
+    <w:p>
+      <w:r>
+        <w:t>Done</w:t>
+      </w:r>
+    </w:p>
+    <w:p>
+      <w:r>
+        <w:t>Game center expansion for Word Game</w:t>
+      </w:r>
+    </w:p>
+    <w:p>
+      <w:r>
+        <w:t>Game Center / gameplay</w:t>
+      </w:r>
+    </w:p>
+    <w:p>
+      <w:r>
+        <w:t>Team delivered game selector modal, exact game landing, sector-selection flow, battle page, battle component, and automated test coverage updates.</w:t>
+      </w:r>
+    </w:p>
+    <w:p>
+      <w:r>
+        <w:t>Done</w:t>
+      </w:r>
+    </w:p>
+    <w:p>
+      <w:r>
+        <w:t>Home copy and dual-game discoverability refinement</w:t>
       </w:r>
     </w:p>
     <w:p>
@@ -444,37 +484,57 @@
     </w:p>
     <w:p>
       <w:r>
-        <w:t>Follow-up fixes restored high-value entry points after merges.</w:t>
-      </w:r>
-    </w:p>
-    <w:p>
-      <w:r>
-        <w:t>Done</w:t>
-      </w:r>
-    </w:p>
-    <w:p>
-      <w:r>
-        <w:t>TED-only listening pipeline alignment in catalog repository and listening entry page</w:t>
-      </w:r>
-    </w:p>
-    <w:p>
-      <w:r>
-        <w:t>Listening / data flow</w:t>
-      </w:r>
-    </w:p>
-    <w:p>
-      <w:r>
-        <w:t>Listening page now consumes TED-focused catalog rules with aligned copy and source behavior for the current sprint scope.</w:t>
-      </w:r>
-    </w:p>
-    <w:p>
-      <w:r>
-        <w:t>Done</w:t>
-      </w:r>
-    </w:p>
-    <w:p>
-      <w:r>
-        <w:t>Listening library expanded to 60 unique TED talks across five majors</w:t>
+        <w:t>Home game-center copy and hints were updated so users can find game entry paths more reliably.</w:t>
+      </w:r>
+    </w:p>
+    <w:p>
+      <w:r>
+        <w:t>Done</w:t>
+      </w:r>
+    </w:p>
+    <w:p>
+      <w:r>
+        <w:t>Navigation and deploy-style recovery</w:t>
+      </w:r>
+    </w:p>
+    <w:p>
+      <w:r>
+        <w:t>UI / shell</w:t>
+      </w:r>
+    </w:p>
+    <w:p>
+      <w:r>
+        <w:t>Production style regressions were repaired and top-brand/navigation layout was compacted for cleaner entry presentation.</w:t>
+      </w:r>
+    </w:p>
+    <w:p>
+      <w:r>
+        <w:t>Done</w:t>
+      </w:r>
+    </w:p>
+    <w:p>
+      <w:r>
+        <w:t>Listening module: real-source expansion and TED-only delivery focus</w:t>
+      </w:r>
+    </w:p>
+    <w:p>
+      <w:r>
+        <w:t>Listening / content and flow</w:t>
+      </w:r>
+    </w:p>
+    <w:p>
+      <w:r>
+        <w:t>Team-level listening work expanded source coverage and stabilized TED-focused in-app flow as the current sprint content lane.</w:t>
+      </w:r>
+    </w:p>
+    <w:p>
+      <w:r>
+        <w:t>Done</w:t>
+      </w:r>
+    </w:p>
+    <w:p>
+      <w:r>
+        <w:t>Listening library rebuilt to 60 unique TED talks</w:t>
       </w:r>
     </w:p>
     <w:p>
@@ -484,47 +544,27 @@
     </w:p>
     <w:p>
       <w:r>
-        <w:t>Catalog now uses 60 different TED talk slugs (12 per major) with mixed regions, accents, and difficulty levels.</w:t>
-      </w:r>
-    </w:p>
-    <w:p>
-      <w:r>
-        <w:t>Done</w:t>
-      </w:r>
-    </w:p>
-    <w:p>
-      <w:r>
-        <w:t>Listening detail route hardening for invalid or legacy group IDs</w:t>
-      </w:r>
-    </w:p>
-    <w:p>
-      <w:r>
-        <w:t>Listening / routing</w:t>
-      </w:r>
-    </w:p>
-    <w:p>
-      <w:r>
-        <w:t>Invalid detail links no longer strand users on 404; they redirect safely back to the listening library.</w:t>
-      </w:r>
-    </w:p>
-    <w:p>
-      <w:r>
-        <w:t>Done</w:t>
-      </w:r>
-    </w:p>
-    <w:p>
-      <w:r>
-        <w:t>Listening library dedupe fix so full TED catalog remains visible</w:t>
-      </w:r>
-    </w:p>
-    <w:p>
-      <w:r>
-        <w:t>Listening / frontend</w:t>
-      </w:r>
-    </w:p>
-    <w:p>
-      <w:r>
-        <w:t>The library now preserves all 60 TED cards instead of collapsing entries to 30 by playback-key dedupe.</w:t>
+        <w:t>Catalog now contains 60 different TED talk slugs (not duplicate variants), balanced across five majors with varied regions and difficulty levels.</w:t>
+      </w:r>
+    </w:p>
+    <w:p>
+      <w:r>
+        <w:t>Done</w:t>
+      </w:r>
+    </w:p>
+    <w:p>
+      <w:r>
+        <w:t>Listening route hardening and full-card visibility fix</w:t>
+      </w:r>
+    </w:p>
+    <w:p>
+      <w:r>
+        <w:t>Listening / frontend and routing</w:t>
+      </w:r>
+    </w:p>
+    <w:p>
+      <w:r>
+        <w:t>Invalid legacy group IDs now redirect safely back to the library, and dedupe logic no longer collapses the catalog from 60 to 30 cards.</w:t>
       </w:r>
     </w:p>
     <w:p>
@@ -544,17 +584,17 @@
     </w:p>
     <w:p>
       <w:r>
-        <w:t>Thumbnail mapping now covers all 60 TED slugs, so new cards show real TED covers instead of fallback graphics.</w:t>
-      </w:r>
-    </w:p>
-    <w:p>
-      <w:r>
-        <w:t>Done</w:t>
-      </w:r>
-    </w:p>
-    <w:p>
-      <w:r>
-        <w:t>Listening data audit note and supplemental in-app audio assets committed</w:t>
+        <w:t>Thumbnail mapping now covers all 60 TED slugs so newly added cards show official TED covers.</w:t>
+      </w:r>
+    </w:p>
+    <w:p>
+      <w:r>
+        <w:t>Done</w:t>
+      </w:r>
+    </w:p>
+    <w:p>
+      <w:r>
+        <w:t>Listening audit note and supplemental in-app audio assets</w:t>
       </w:r>
     </w:p>
     <w:p>
@@ -564,7 +604,7 @@
     </w:p>
     <w:p>
       <w:r>
-        <w:t>Repository includes the listening data audit document plus supplemental audio assets to support fallback stability.</w:t>
+        <w:t>Listening data audit documentation and supplemental fallback audio assets are committed for traceability and stability support.</w:t>
       </w:r>
     </w:p>
     <w:p>
@@ -574,7 +614,7 @@
     </w:p>
     <w:p>
       <w:r>
-        <w:t>Sprint 3-4 remains strongest when we control scope and prioritize verifiable delivery. The listening module now has concrete progress (60 unique TED resources, cover restoration, route hardening, and stable test signal), so the next Product Owner focus should stay on acceptance quality, lint closure, and shared persistence instead of opening new high-risk social or economy scope.</w:t>
+        <w:t>The last two days show clear team-wide delivery momentum across seminars, DB/persistence, auth, game center, and listening. The next Product Owner control point is to keep scope disciplined: finish acceptance, lint/quality closure, and cross-module persistence consistency before opening new realtime economy or large social expansions.</w:t>
       </w:r>
     </w:p>
     <w:p>

--- a/docs/PO_work/PO_Kanban_Board_Sprint3-4.docx
+++ b/docs/PO_work/PO_Kanban_Board_Sprint3-4.docx
@@ -9,7 +9,7 @@
     </w:p>
     <w:p>
       <w:r>
-        <w:t>Updated on April 1, 2026 by Z-X-hub (Edison) based on team commits from March 31, 2026 to April 1, 2026.</w:t>
+        <w:t>Updated on April 2, 2026 by Z-X-hub (Edison) based on team commits from April 1, 2026 to April 2, 2026.</w:t>
       </w:r>
     </w:p>
     <w:p>
@@ -19,7 +19,7 @@
     </w:p>
     <w:p>
       <w:r>
-        <w:t>This board is maintained from the Product Owner perspective to keep Sprint 3-4 aligned with the GitHub sprint-3-4 issue scope and the current main-branch delivery state. Done means the work is merged into main and supported by concrete verification signals. This update is based on the team delivery window (2026-03-31 to 2026-04-01) across Tianbo Cao, Zixuan135, coldwinding-alt, Chengzeng-Zane, Weirdo1111, and Z-X-hub. On April 1, 2026, npm run test passed with 25 passing files and 82 passing tests.</w:t>
+        <w:t>This board is maintained from the Product Owner perspective to keep Sprint 3-4 aligned with the GitHub sprint-3-4 issue scope and the current main-branch delivery state. Done means the work is merged into main and supported by concrete verification signals. This update is based on the team delivery window (2026-04-01 to 2026-04-02) across Chengzeng-Zane, Tianbo Cao, Z-X-hub, Zixuan135, and Weirdo1111. On April 2, 2026, npm test passed with 26 passing files and 83 passing tests.</w:t>
       </w:r>
     </w:p>
     <w:p>
@@ -609,12 +609,152 @@
     </w:p>
     <w:p>
       <w:r>
+        <w:t>Done</w:t>
+      </w:r>
+    </w:p>
+    <w:p>
+      <w:r>
+        <w:t>Listening test module with random TED pair and score flow</w:t>
+      </w:r>
+    </w:p>
+    <w:p>
+      <w:r>
+        <w:t>Listening / assessment</w:t>
+      </w:r>
+    </w:p>
+    <w:p>
+      <w:r>
+        <w:t>A dedicated listening test entry now samples two talks from the 60-talk TED pool and scores learner answers in-app, with practice and test sharing the same prompt structure.</w:t>
+      </w:r>
+    </w:p>
+    <w:p>
+      <w:r>
+        <w:t>Done</w:t>
+      </w:r>
+    </w:p>
+    <w:p>
+      <w:r>
+        <w:t>Voice-to-text answering support in listening practice and test</w:t>
+      </w:r>
+    </w:p>
+    <w:p>
+      <w:r>
+        <w:t>Listening / speech input</w:t>
+      </w:r>
+    </w:p>
+    <w:p>
+      <w:r>
+        <w:t>Speech-to-text input from speaking flow is now reused for listening answers without removing the original speaking module capability.</w:t>
+      </w:r>
+    </w:p>
+    <w:p>
+      <w:r>
+        <w:t>Done</w:t>
+      </w:r>
+    </w:p>
+    <w:p>
+      <w:r>
+        <w:t>Listening filter simplification and card alignment polish</w:t>
+      </w:r>
+    </w:p>
+    <w:p>
+      <w:r>
+        <w:t>Listening / UI</w:t>
+      </w:r>
+    </w:p>
+    <w:p>
+      <w:r>
+        <w:t>Library header now keeps only title and language switch, filters focus on search plus major, accent, and difficulty lanes, cross-disciplinary filter is reduced to one chip, and card alignment inconsistencies were corrected.</w:t>
+      </w:r>
+    </w:p>
+    <w:p>
+      <w:r>
+        <w:t>Done</w:t>
+      </w:r>
+    </w:p>
+    <w:p>
+      <w:r>
+        <w:t>Buddy and XP regression recovery after branch merges</w:t>
+      </w:r>
+    </w:p>
+    <w:p>
+      <w:r>
+        <w:t>Home / buddy system</w:t>
+      </w:r>
+    </w:p>
+    <w:p>
+      <w:r>
+        <w:t>Desktop buddy mount, local identity sync, and progress data reconciliation were restored, reducing the risk that teammate changes get overwritten by listening updates.</w:t>
+      </w:r>
+    </w:p>
+    <w:p>
+      <w:r>
+        <w:t>Done</w:t>
+      </w:r>
+    </w:p>
+    <w:p>
+      <w:r>
+        <w:t>Homepage hero polish and debug-noise cleanup</w:t>
+      </w:r>
+    </w:p>
+    <w:p>
+      <w:r>
+        <w:t>Home / visual system</w:t>
+      </w:r>
+    </w:p>
+    <w:p>
+      <w:r>
+        <w:t>Homepage layout spacing was refined and debug information was hidden to keep the main learning entry cleaner.</w:t>
+      </w:r>
+    </w:p>
+    <w:p>
+      <w:r>
+        <w:t>Done</w:t>
+      </w:r>
+    </w:p>
+    <w:p>
+      <w:r>
+        <w:t>Word-game recovery and rules modal readability refinements</w:t>
+      </w:r>
+    </w:p>
+    <w:p>
+      <w:r>
+        <w:t>Game Center / gameplay quality</w:t>
+      </w:r>
+    </w:p>
+    <w:p>
+      <w:r>
+        <w:t>Battle HUD controls, readability, Chinese meaning support, in-battle recovery modal sizing, and landing modal border polish were merged in a continuous iteration lane.</w:t>
+      </w:r>
+    </w:p>
+    <w:p>
+      <w:r>
+        <w:t>Review / Testing</w:t>
+      </w:r>
+    </w:p>
+    <w:p>
+      <w:r>
+        <w:t>Cross-module smoke verification after rapid merge train</w:t>
+      </w:r>
+    </w:p>
+    <w:p>
+      <w:r>
+        <w:t>Product integration / QA</w:t>
+      </w:r>
+    </w:p>
+    <w:p>
+      <w:r>
+        <w:t>Because word game, buddy progression, homepage shell, and listening all changed in the same window, one full smoke pass is still required before final sprint closure.</w:t>
+      </w:r>
+    </w:p>
+    <w:p>
+      <w:r>
         <w:t>PO Note</w:t>
       </w:r>
     </w:p>
     <w:p>
       <w:r>
-        <w:t>The last two days show clear team-wide delivery momentum across seminars, DB/persistence, auth, game center, and listening. The next Product Owner control point is to keep scope disciplined: finish acceptance, lint/quality closure, and cross-module persistence consistency before opening new realtime economy or large social expansions.</w:t>
+        <w:t>The past 48 hours delivered visible team-wide progress in word game depth, buddy reliability, homepage polish, and listening assessment capability. The next Product Owner checkpoint is controlled integration testing across modules and disciplined issue-state sync on the web Kanban.</w:t>
       </w:r>
     </w:p>
     <w:p>
